--- a/resources/documents/Template_SPT_Dasar_Regulasi_Memo_DIPA.docx
+++ b/resources/documents/Template_SPT_Dasar_Regulasi_Memo_DIPA.docx
@@ -1820,7 +1820,7 @@
         </w:tblPrEx>
         <w:trPr>
           <w:cantSplit/>
-          <w:trHeight w:val="2750" w:hRule="atLeast"/>
+          <w:trHeight w:val="2550" w:hRule="atLeast"/>
         </w:trPr>
         <w:tc>
           <w:tcPr>
@@ -2412,7 +2412,7 @@
         </w:tblPrEx>
         <w:trPr>
           <w:cantSplit/>
-          <w:trHeight w:val="2400" w:hRule="atLeast"/>
+          <w:trHeight w:val="1800" w:hRule="atLeast"/>
         </w:trPr>
         <w:tc>
           <w:tcPr>
@@ -2850,7 +2850,7 @@
               <w:pStyle w:val="TableParagraph"/>
               <w:keepNext/>
               <w:keepLines/>
-              <w:spacing w:before="211"/>
+              <w:spacing w:before="100"/>
               <w:rPr>
                 <w:sz w:val="20"/>
               </w:rPr>
@@ -2926,7 +2926,7 @@
         </w:tblPrEx>
         <w:trPr>
           <w:cantSplit/>
-          <w:trHeight w:val="2550" w:hRule="atLeast"/>
+          <w:trHeight w:val="2350" w:hRule="atLeast"/>
         </w:trPr>
         <w:tc>
           <w:tcPr>
@@ -3114,7 +3114,7 @@
               <w:pStyle w:val="TableParagraph"/>
               <w:keepNext/>
               <w:keepLines/>
-              <w:spacing w:before="171"/>
+              <w:spacing w:before="100"/>
               <w:rPr>
                 <w:sz w:val="20"/>
               </w:rPr>
@@ -3451,7 +3451,7 @@
         </w:tblPrEx>
         <w:trPr>
           <w:cantSplit/>
-          <w:trHeight w:val="2450" w:hRule="atLeast"/>
+          <w:trHeight w:val="2250" w:hRule="atLeast"/>
         </w:trPr>
         <w:tc>
           <w:tcPr>
@@ -3980,7 +3980,7 @@
         </w:tblPrEx>
         <w:trPr>
           <w:cantSplit/>
-          <w:trHeight w:val="3070" w:hRule="atLeast"/>
+          <w:trHeight w:val="2900" w:hRule="atLeast"/>
         </w:trPr>
         <w:tc>
           <w:tcPr>
@@ -4180,7 +4180,7 @@
               <w:pStyle w:val="TableParagraph"/>
               <w:keepNext/>
               <w:keepLines/>
-              <w:spacing w:before="228"/>
+              <w:spacing w:before="100"/>
               <w:rPr>
                 <w:sz w:val="20"/>
               </w:rPr>
@@ -4386,7 +4386,7 @@
               <w:pStyle w:val="TableParagraph"/>
               <w:keepNext/>
               <w:keepLines/>
-              <w:spacing w:before="229"/>
+              <w:spacing w:before="100"/>
               <w:ind w:left="114" w:right="117"/>
               <w:jc w:val="center"/>
               <w:rPr>
